--- a/public/기본권교육지원법_조문수정안_대조표1.docx
+++ b/public/기본권교육지원법_조문수정안_대조표1.docx
@@ -61,7 +61,7 @@
           <w:sz w:val="22"/>
           <w:szCs w:val="22"/>
         </w:rPr>
-        <w:t>2026. 9. 4. (검토용 초안)</w:t>
+        <w:t>2026. 9. 4. (검토용 초안) · 2026. 9. 13. 제13조의2(사회복지 종사자 교육) 추가</w:t>
       </w:r>
     </w:p>
     <w:p>
@@ -2837,90 +2837,162 @@
         <w:tc>
           <w:tcPr>
             <w:tcW w:w="3000" w:type="dxa"/>
-            <w:tcMar>
-              <w:top w:w="60" w:type="dxa"/>
-              <w:left w:w="90" w:type="dxa"/>
-              <w:bottom w:w="60" w:type="dxa"/>
-              <w:right w:w="90" w:type="dxa"/>
-            </w:tcMar>
-          </w:tcPr>
-          <w:p>
-            <w:pPr>
-              <w:spacing w:after="40" w:line="270" w:lineRule="auto"/>
-            </w:pPr>
-            <w:r>
-              <w:rPr>
-                <w:rFonts w:cs="맑은 고딕"/>
-                <w:color w:val="000000"/>
-                <w:sz w:val="17"/>
-                <w:szCs w:val="17"/>
-              </w:rPr>
-              <w:lastRenderedPageBreak/>
-              <w:t>제14조(평생교육과의 연계) 국가와 지방자치단체는 「평생교육법」 제2조의 시민참여교육의 하나로 성인을 위한 기본권교육 과정이 개발·운영되도록 지원하여야 한다.</w:t>
+            <w:shd w:val="clear" w:color="auto" w:fill="F7F9FC"/>
+            <w:tcMar>
+              <w:top w:w="60" w:type="dxa"/>
+              <w:left w:w="90" w:type="dxa"/>
+              <w:bottom w:w="60" w:type="dxa"/>
+              <w:right w:w="90" w:type="dxa"/>
+            </w:tcMar>
+          </w:tcPr>
+          <w:p>
+            <w:pPr>
+              <w:spacing w:after="40" w:line="270" w:lineRule="auto"/>
+            </w:pPr>
+            <w:r>
+              <w:rPr>
+                <w:rFonts w:cs="맑은 고딕"/>
+                <w:color w:val="000000"/>
+                <w:sz w:val="17"/>
+                <w:szCs w:val="17"/>
+              </w:rPr>
+              <w:t>(해당 조문 없음 — 사회복지는 제13조 제1항 예시 직역에만 포함)</w:t>
             </w:r>
           </w:p>
         </w:tc>
         <w:tc>
           <w:tcPr>
             <w:tcW w:w="3300" w:type="dxa"/>
-            <w:tcMar>
-              <w:top w:w="60" w:type="dxa"/>
-              <w:left w:w="90" w:type="dxa"/>
-              <w:bottom w:w="60" w:type="dxa"/>
-              <w:right w:w="90" w:type="dxa"/>
-            </w:tcMar>
-          </w:tcPr>
-          <w:p>
-            <w:pPr>
-              <w:spacing w:after="40" w:line="270" w:lineRule="auto"/>
-            </w:pPr>
-            <w:r>
-              <w:rPr>
-                <w:rFonts w:cs="맑은 고딕"/>
-                <w:color w:val="000000"/>
-                <w:sz w:val="17"/>
-                <w:szCs w:val="17"/>
-              </w:rPr>
-              <w:t>제14조 ① (현행 유지)</w:t>
-            </w:r>
-          </w:p>
-          <w:p>
-            <w:pPr>
-              <w:spacing w:after="40" w:line="270" w:lineRule="auto"/>
-            </w:pPr>
-            <w:r>
-              <w:rPr>
-                <w:rFonts w:cs="맑은 고딕"/>
-                <w:color w:val="000000"/>
-                <w:sz w:val="17"/>
-                <w:szCs w:val="17"/>
-              </w:rPr>
-              <w:t>【② 국가와 지방자치단체는 시민의회, 주민총회, 민주주의 박람회 등 시민이 직접 숙의하고 결정에 참여하는 활동을 성인 기본권교육의 실천 과정으로 인정하고 지원할 수 있다.】</w:t>
+            <w:shd w:val="clear" w:color="auto" w:fill="F7F9FC"/>
+            <w:tcMar>
+              <w:top w:w="60" w:type="dxa"/>
+              <w:left w:w="90" w:type="dxa"/>
+              <w:bottom w:w="60" w:type="dxa"/>
+              <w:right w:w="90" w:type="dxa"/>
+            </w:tcMar>
+          </w:tcPr>
+          <w:p>
+            <w:pPr>
+              <w:spacing w:after="40" w:line="270" w:lineRule="auto"/>
+            </w:pPr>
+            <w:r>
+              <w:rPr>
+                <w:rFonts w:cs="맑은 고딕"/>
+                <w:color w:val="000000"/>
+                <w:sz w:val="17"/>
+                <w:szCs w:val="17"/>
+              </w:rPr>
+              <w:t>【제13조의2(사회복지 종사자에 대한 기본권교육) 신설】</w:t>
+            </w:r>
+          </w:p>
+          <w:p>
+            <w:pPr>
+              <w:spacing w:after="40" w:line="270" w:lineRule="auto"/>
+            </w:pPr>
+            <w:r>
+              <w:rPr>
+                <w:rFonts w:cs="맑은 고딕"/>
+                <w:color w:val="000000"/>
+                <w:sz w:val="17"/>
+                <w:szCs w:val="17"/>
+              </w:rPr>
+              <w:t>① 「사회복지사업법」 제13조제2항에 따른 사회복지사의 보수교육에는 기본권교육이 포함되어야 하며, 그 내용은 아동·노인·장애인 등 이용자의 기본권과 직무상 발생할 수 있는 침해 사례의 분석·판단을 중심으로 한다.</w:t>
+            </w:r>
+          </w:p>
+          <w:p>
+            <w:pPr>
+              <w:spacing w:after="40" w:line="270" w:lineRule="auto"/>
+            </w:pPr>
+            <w:r>
+              <w:rPr>
+                <w:rFonts w:cs="맑은 고딕"/>
+                <w:color w:val="000000"/>
+                <w:sz w:val="17"/>
+                <w:szCs w:val="17"/>
+              </w:rPr>
+              <w:t>② 제1항의 교육은 「아동복지법」·「노인복지법」·「장애인복지법」 등 다른 법령에 따른 인권교육 및 학대 예방교육과 통합하여 운영하며, 총 교육 시간이 늘어나지 아니하도록 한다.</w:t>
+            </w:r>
+          </w:p>
+          <w:p>
+            <w:pPr>
+              <w:spacing w:after="40" w:line="270" w:lineRule="auto"/>
+            </w:pPr>
+            <w:r>
+              <w:rPr>
+                <w:rFonts w:cs="맑은 고딕"/>
+                <w:color w:val="000000"/>
+                <w:sz w:val="17"/>
+                <w:szCs w:val="17"/>
+              </w:rPr>
+              <w:t>③ 국가와 지방자치단체는 사회복지시설의 장이 이용자에게 기본권교육의 기회를 제공하도록 지원하여야 한다.</w:t>
+            </w:r>
+          </w:p>
+          <w:p>
+            <w:pPr>
+              <w:spacing w:after="40" w:line="270" w:lineRule="auto"/>
+            </w:pPr>
+            <w:r>
+              <w:rPr>
+                <w:rFonts w:cs="맑은 고딕"/>
+                <w:color w:val="000000"/>
+                <w:sz w:val="17"/>
+                <w:szCs w:val="17"/>
+              </w:rPr>
+              <w:t>④ 보건복지부장관은 제1항의 교육 실시 여부를 「사회복지사업법」 제43조의2에 따른 시설 평가에 반영할 수 있다.</w:t>
+            </w:r>
+          </w:p>
+          <w:p>
+            <w:pPr>
+              <w:spacing w:after="40" w:line="270" w:lineRule="auto"/>
+            </w:pPr>
+            <w:r>
+              <w:rPr>
+                <w:rFonts w:cs="맑은 고딕"/>
+                <w:color w:val="000000"/>
+                <w:sz w:val="17"/>
+                <w:szCs w:val="17"/>
+              </w:rPr>
+              <w:t>⑤ 자격 법령에 따른 보수교육 의무가 있는 다른 직역에 대하여는 제13조에 따라 이 조를 준용할 수 있다.</w:t>
             </w:r>
           </w:p>
         </w:tc>
         <w:tc>
           <w:tcPr>
             <w:tcW w:w="3000" w:type="dxa"/>
-            <w:tcMar>
-              <w:top w:w="60" w:type="dxa"/>
-              <w:left w:w="90" w:type="dxa"/>
-              <w:bottom w:w="60" w:type="dxa"/>
-              <w:right w:w="90" w:type="dxa"/>
-            </w:tcMar>
-          </w:tcPr>
-          <w:p>
-            <w:pPr>
-              <w:spacing w:after="40" w:line="270" w:lineRule="auto"/>
-            </w:pPr>
-            <w:r>
-              <w:rPr>
-                <w:rFonts w:cs="맑은 고딕"/>
-                <w:color w:val="000000"/>
-                <w:sz w:val="17"/>
-                <w:szCs w:val="17"/>
-              </w:rPr>
-              <w:t>교실 밖 "참여로 배우는" 교육의 법적 근거. 박람회의 시민법정·시민의회·자치구 대회가 평생교육으로 인정받는 고리</w:t>
+            <w:shd w:val="clear" w:color="auto" w:fill="F7F9FC"/>
+            <w:tcMar>
+              <w:top w:w="60" w:type="dxa"/>
+              <w:left w:w="90" w:type="dxa"/>
+              <w:bottom w:w="60" w:type="dxa"/>
+              <w:right w:w="90" w:type="dxa"/>
+            </w:tcMar>
+          </w:tcPr>
+          <w:p>
+            <w:pPr>
+              <w:spacing w:after="40" w:line="270" w:lineRule="auto"/>
+            </w:pPr>
+            <w:r>
+              <w:rPr>
+                <w:rFonts w:cs="맑은 고딕"/>
+                <w:color w:val="000000"/>
+                <w:sz w:val="17"/>
+                <w:szCs w:val="17"/>
+              </w:rPr>
+              <w:t>(2026. 9. 13. 추가) 사회복지사는 공무원(제11조)과 달리 제13조의 '단계적 추진' 대상에 머물러 간극이 있었음. 사회복지사업법 제13조 제2항·시행규칙 제5조가 이미 "인권에 관한 내용이 포함된" 보수교육을 연 8시간 이상 의무화(협회 위탁)하고 있으므로, 새 의무를 만들지 않고 그 인권 내용을 헌법 기본권 중심으로 채우는 방식. 취약한 이용자(아동·노인·장애인)를 매일 대하는 직역이고 이수 확인·시설 평가 등 실행 인프라가 있어 1순위로 적합.</w:t>
+            </w:r>
+          </w:p>
+          <w:p>
+            <w:pPr>
+              <w:spacing w:after="40" w:line="270" w:lineRule="auto"/>
+            </w:pPr>
+            <w:r>
+              <w:rPr>
+                <w:rFonts w:cs="맑은 고딕"/>
+                <w:color w:val="000000"/>
+                <w:sz w:val="17"/>
+                <w:szCs w:val="17"/>
+              </w:rPr>
+              <w:t>유의: 직역 하나만 명시하는 형평 논란은 제5항(보수교육 의무가 있는 직역 준용)의 일반 기준으로 방어. 현장 부담 논란은 통합 운영·총 시간 불증(제2항)·무상(제13조 제3항)·직역 단체 의견 청취(제13조 제4항) 유지로 대응. 민간 시설 종사자에게 승진 명부 제한을 옮기지 않고 시설 평가 반영(제4항)에 그침. 아동복지법 신고의무자 교육 등과의 통합 및 시행규칙 교과 편성과의 정합성은 보건복지부·한국사회복지사협회 감수 필요.</w:t>
             </w:r>
           </w:p>
         </w:tc>
@@ -2935,204 +3007,90 @@
         <w:tc>
           <w:tcPr>
             <w:tcW w:w="3000" w:type="dxa"/>
-            <w:shd w:val="clear" w:color="auto" w:fill="F7F9FC"/>
-            <w:tcMar>
-              <w:top w:w="60" w:type="dxa"/>
-              <w:left w:w="90" w:type="dxa"/>
-              <w:bottom w:w="60" w:type="dxa"/>
-              <w:right w:w="90" w:type="dxa"/>
-            </w:tcMar>
-          </w:tcPr>
-          <w:p>
-            <w:pPr>
-              <w:spacing w:after="40" w:line="270" w:lineRule="auto"/>
-            </w:pPr>
-            <w:r>
-              <w:rPr>
-                <w:rFonts w:cs="맑은 고딕"/>
-                <w:color w:val="000000"/>
-                <w:sz w:val="17"/>
-                <w:szCs w:val="17"/>
-              </w:rPr>
-              <w:t>제15조(기본권교육연구원의 설립) ① … 기본권교육연구원을 설립한다.</w:t>
-            </w:r>
-          </w:p>
-          <w:p>
-            <w:pPr>
-              <w:spacing w:after="40" w:line="270" w:lineRule="auto"/>
-            </w:pPr>
-            <w:r>
-              <w:rPr>
-                <w:rFonts w:cs="맑은 고딕"/>
-                <w:color w:val="000000"/>
-                <w:sz w:val="17"/>
-                <w:szCs w:val="17"/>
-              </w:rPr>
-              <w:t>② 연구원은 법인으로 한다.</w:t>
-            </w:r>
-          </w:p>
-          <w:p>
-            <w:pPr>
-              <w:spacing w:after="40" w:line="270" w:lineRule="auto"/>
-            </w:pPr>
-            <w:r>
-              <w:rPr>
-                <w:rFonts w:cs="맑은 고딕"/>
-                <w:color w:val="000000"/>
-                <w:sz w:val="17"/>
-                <w:szCs w:val="17"/>
-              </w:rPr>
-              <w:t>③ 연구원은 제4조의 원칙에 따라 업무를 수행하며, 그 운영에서 정치적 중립성이 보장되어야 한다.</w:t>
-            </w:r>
-          </w:p>
-          <w:p>
-            <w:pPr>
-              <w:spacing w:after="40" w:line="270" w:lineRule="auto"/>
-            </w:pPr>
-            <w:r>
-              <w:rPr>
-                <w:rFonts w:cs="맑은 고딕"/>
-                <w:color w:val="000000"/>
-                <w:sz w:val="17"/>
-                <w:szCs w:val="17"/>
-              </w:rPr>
-              <w:t>④ 국가는 … 경비를 예산의 범위에서 출연하거나 보조할 수 있다.</w:t>
-            </w:r>
-          </w:p>
-          <w:p>
-            <w:pPr>
-              <w:spacing w:after="40" w:line="270" w:lineRule="auto"/>
-            </w:pPr>
-            <w:r>
-              <w:rPr>
-                <w:rFonts w:cs="맑은 고딕"/>
-                <w:color w:val="000000"/>
-                <w:sz w:val="17"/>
-                <w:szCs w:val="17"/>
-              </w:rPr>
-              <w:t>⑤ 연구원의 조직과 운영에 필요한 사항은 대통령령으로 정한다.</w:t>
+            <w:tcMar>
+              <w:top w:w="60" w:type="dxa"/>
+              <w:left w:w="90" w:type="dxa"/>
+              <w:bottom w:w="60" w:type="dxa"/>
+              <w:right w:w="90" w:type="dxa"/>
+            </w:tcMar>
+          </w:tcPr>
+          <w:p>
+            <w:pPr>
+              <w:spacing w:after="40" w:line="270" w:lineRule="auto"/>
+            </w:pPr>
+            <w:r>
+              <w:rPr>
+                <w:rFonts w:cs="맑은 고딕"/>
+                <w:color w:val="000000"/>
+                <w:sz w:val="17"/>
+                <w:szCs w:val="17"/>
+              </w:rPr>
+              <w:lastRenderedPageBreak/>
+              <w:t>제14조(평생교육과의 연계) 국가와 지방자치단체는 「평생교육법」 제2조의 시민참여교육의 하나로 성인을 위한 기본권교육 과정이 개발·운영되도록 지원하여야 한다.</w:t>
             </w:r>
           </w:p>
         </w:tc>
         <w:tc>
           <w:tcPr>
             <w:tcW w:w="3300" w:type="dxa"/>
-            <w:shd w:val="clear" w:color="auto" w:fill="F7F9FC"/>
-            <w:tcMar>
-              <w:top w:w="60" w:type="dxa"/>
-              <w:left w:w="90" w:type="dxa"/>
-              <w:bottom w:w="60" w:type="dxa"/>
-              <w:right w:w="90" w:type="dxa"/>
-            </w:tcMar>
-          </w:tcPr>
-          <w:p>
-            <w:pPr>
-              <w:spacing w:after="40" w:line="270" w:lineRule="auto"/>
-            </w:pPr>
-            <w:r>
-              <w:rPr>
-                <w:rFonts w:cs="맑은 고딕"/>
-                <w:color w:val="000000"/>
-                <w:sz w:val="17"/>
-                <w:szCs w:val="17"/>
-              </w:rPr>
-              <w:t>제15조 ①~④ (현행 유지)</w:t>
-            </w:r>
-          </w:p>
-          <w:p>
-            <w:pPr>
-              <w:spacing w:after="40" w:line="270" w:lineRule="auto"/>
-            </w:pPr>
-            <w:r>
-              <w:rPr>
-                <w:rFonts w:cs="맑은 고딕"/>
-                <w:color w:val="000000"/>
-                <w:sz w:val="17"/>
-                <w:szCs w:val="17"/>
-              </w:rPr>
-              <w:t>【⑤ 연구원의 원장은 위원회의 제청으로 국무총리가 임명하며, 임기는 4년으로 한다.</w:t>
-            </w:r>
-          </w:p>
-          <w:p>
-            <w:pPr>
-              <w:spacing w:after="40" w:line="270" w:lineRule="auto"/>
-            </w:pPr>
-            <w:r>
-              <w:rPr>
-                <w:rFonts w:cs="맑은 고딕"/>
-                <w:color w:val="000000"/>
-                <w:sz w:val="17"/>
-                <w:szCs w:val="17"/>
-              </w:rPr>
-              <w:t>⑥ 연구원의 이사회는 제8조 제3항 및 제4항의 구성 원칙을 준용하여 구성한다.</w:t>
-            </w:r>
-          </w:p>
-          <w:p>
-            <w:pPr>
-              <w:spacing w:after="40" w:line="270" w:lineRule="auto"/>
-            </w:pPr>
-            <w:r>
-              <w:rPr>
-                <w:rFonts w:cs="맑은 고딕"/>
-                <w:color w:val="000000"/>
-                <w:sz w:val="17"/>
-                <w:szCs w:val="17"/>
-              </w:rPr>
-              <w:t>⑦ 연구원은 다음 각 호의 사업을 수행한다. 1. 기본권교육에 관한 연구·실태조사 2. 교재·프로그램의 개발과 무상 보급 3. 전문인력의 양성·등록 4. 선거 시 정당·후보자의 정책을 비교할 수 있는 정보의 제공 5. 민주주의 박람회 등 시민 참여 행사의 교육 프로그램 운영·지원 6. 지방자치단체·학교·시민사회단체에 대한 지원 7. 그 밖에 위원회가 정하는 사업】</w:t>
-            </w:r>
-          </w:p>
-          <w:p>
-            <w:pPr>
-              <w:spacing w:after="40" w:line="270" w:lineRule="auto"/>
-            </w:pPr>
-            <w:r>
-              <w:rPr>
-                <w:rFonts w:cs="맑은 고딕"/>
-                <w:color w:val="000000"/>
-                <w:sz w:val="17"/>
-                <w:szCs w:val="17"/>
-              </w:rPr>
-              <w:t>⑧ 연구원의 조직과 운영에 필요한 사항은 대통령령으로 정한다.</w:t>
+            <w:tcMar>
+              <w:top w:w="60" w:type="dxa"/>
+              <w:left w:w="90" w:type="dxa"/>
+              <w:bottom w:w="60" w:type="dxa"/>
+              <w:right w:w="90" w:type="dxa"/>
+            </w:tcMar>
+          </w:tcPr>
+          <w:p>
+            <w:pPr>
+              <w:spacing w:after="40" w:line="270" w:lineRule="auto"/>
+            </w:pPr>
+            <w:r>
+              <w:rPr>
+                <w:rFonts w:cs="맑은 고딕"/>
+                <w:color w:val="000000"/>
+                <w:sz w:val="17"/>
+                <w:szCs w:val="17"/>
+              </w:rPr>
+              <w:t>제14조 ① (현행 유지)</w:t>
+            </w:r>
+          </w:p>
+          <w:p>
+            <w:pPr>
+              <w:spacing w:after="40" w:line="270" w:lineRule="auto"/>
+            </w:pPr>
+            <w:r>
+              <w:rPr>
+                <w:rFonts w:cs="맑은 고딕"/>
+                <w:color w:val="000000"/>
+                <w:sz w:val="17"/>
+                <w:szCs w:val="17"/>
+              </w:rPr>
+              <w:t>【② 국가와 지방자치단체는 시민의회, 주민총회, 민주주의 박람회 등 시민이 직접 숙의하고 결정에 참여하는 활동을 성인 기본권교육의 실천 과정으로 인정하고 지원할 수 있다.】</w:t>
             </w:r>
           </w:p>
         </w:tc>
         <w:tc>
           <w:tcPr>
             <w:tcW w:w="3000" w:type="dxa"/>
-            <w:shd w:val="clear" w:color="auto" w:fill="F7F9FC"/>
-            <w:tcMar>
-              <w:top w:w="60" w:type="dxa"/>
-              <w:left w:w="90" w:type="dxa"/>
-              <w:bottom w:w="60" w:type="dxa"/>
-              <w:right w:w="90" w:type="dxa"/>
-            </w:tcMar>
-          </w:tcPr>
-          <w:p>
-            <w:pPr>
-              <w:spacing w:after="40" w:line="270" w:lineRule="auto"/>
-            </w:pPr>
-            <w:r>
-              <w:rPr>
-                <w:rFonts w:cs="맑은 고딕"/>
-                <w:color w:val="000000"/>
-                <w:sz w:val="17"/>
-                <w:szCs w:val="17"/>
-              </w:rPr>
-              <w:t>연구원이 곧 "한국형 bpb"의 법적 그릇. 초안은 중립성을 선언만 했으므로 원장 임명·이사회 구성을 위원회와 동일한 균형 요건에 묶음. 사업 목록의 제4호(정당 정책 비교 = Wahl-O-Mat)와 제5호(박람회)가 조직위 교육 기능과 직접 연결됨.</w:t>
-            </w:r>
-          </w:p>
-          <w:p>
-            <w:pPr>
-              <w:spacing w:after="40" w:line="270" w:lineRule="auto"/>
-            </w:pPr>
-            <w:r>
-              <w:rPr>
-                <w:rFonts w:cs="맑은 고딕"/>
-                <w:color w:val="000000"/>
-                <w:sz w:val="17"/>
-                <w:szCs w:val="17"/>
-              </w:rPr>
-              <w:t>주의: 제4호는 선관위 소관과 겹칠 수 있으므로 "선거관리위원회와 협의하여"를 시행령에서 규정</w:t>
+            <w:tcMar>
+              <w:top w:w="60" w:type="dxa"/>
+              <w:left w:w="90" w:type="dxa"/>
+              <w:bottom w:w="60" w:type="dxa"/>
+              <w:right w:w="90" w:type="dxa"/>
+            </w:tcMar>
+          </w:tcPr>
+          <w:p>
+            <w:pPr>
+              <w:spacing w:after="40" w:line="270" w:lineRule="auto"/>
+            </w:pPr>
+            <w:r>
+              <w:rPr>
+                <w:rFonts w:cs="맑은 고딕"/>
+                <w:color w:val="000000"/>
+                <w:sz w:val="17"/>
+                <w:szCs w:val="17"/>
+              </w:rPr>
+              <w:t>교실 밖 "참여로 배우는" 교육의 법적 근거. 박람회의 시민법정·시민의회·자치구 대회가 평생교육으로 인정받는 고리</w:t>
             </w:r>
           </w:p>
         </w:tc>
@@ -3147,89 +3105,204 @@
         <w:tc>
           <w:tcPr>
             <w:tcW w:w="3000" w:type="dxa"/>
-            <w:tcMar>
-              <w:top w:w="60" w:type="dxa"/>
-              <w:left w:w="90" w:type="dxa"/>
-              <w:bottom w:w="60" w:type="dxa"/>
-              <w:right w:w="90" w:type="dxa"/>
-            </w:tcMar>
-          </w:tcPr>
-          <w:p>
-            <w:pPr>
-              <w:spacing w:after="40" w:line="270" w:lineRule="auto"/>
-            </w:pPr>
-            <w:r>
-              <w:rPr>
-                <w:rFonts w:cs="맑은 고딕"/>
-                <w:color w:val="000000"/>
-                <w:sz w:val="17"/>
-                <w:szCs w:val="17"/>
-              </w:rPr>
-              <w:t>제16조(전문인력의 양성) 국가는 연구원 등을 통하여 기본권교육을 담당할 전문인력의 양성과 지원에 필요한 시책을 마련하여야 한다.</w:t>
+            <w:shd w:val="clear" w:color="auto" w:fill="F7F9FC"/>
+            <w:tcMar>
+              <w:top w:w="60" w:type="dxa"/>
+              <w:left w:w="90" w:type="dxa"/>
+              <w:bottom w:w="60" w:type="dxa"/>
+              <w:right w:w="90" w:type="dxa"/>
+            </w:tcMar>
+          </w:tcPr>
+          <w:p>
+            <w:pPr>
+              <w:spacing w:after="40" w:line="270" w:lineRule="auto"/>
+            </w:pPr>
+            <w:r>
+              <w:rPr>
+                <w:rFonts w:cs="맑은 고딕"/>
+                <w:color w:val="000000"/>
+                <w:sz w:val="17"/>
+                <w:szCs w:val="17"/>
+              </w:rPr>
+              <w:t>제15조(기본권교육연구원의 설립) ① … 기본권교육연구원을 설립한다.</w:t>
+            </w:r>
+          </w:p>
+          <w:p>
+            <w:pPr>
+              <w:spacing w:after="40" w:line="270" w:lineRule="auto"/>
+            </w:pPr>
+            <w:r>
+              <w:rPr>
+                <w:rFonts w:cs="맑은 고딕"/>
+                <w:color w:val="000000"/>
+                <w:sz w:val="17"/>
+                <w:szCs w:val="17"/>
+              </w:rPr>
+              <w:t>② 연구원은 법인으로 한다.</w:t>
+            </w:r>
+          </w:p>
+          <w:p>
+            <w:pPr>
+              <w:spacing w:after="40" w:line="270" w:lineRule="auto"/>
+            </w:pPr>
+            <w:r>
+              <w:rPr>
+                <w:rFonts w:cs="맑은 고딕"/>
+                <w:color w:val="000000"/>
+                <w:sz w:val="17"/>
+                <w:szCs w:val="17"/>
+              </w:rPr>
+              <w:t>③ 연구원은 제4조의 원칙에 따라 업무를 수행하며, 그 운영에서 정치적 중립성이 보장되어야 한다.</w:t>
+            </w:r>
+          </w:p>
+          <w:p>
+            <w:pPr>
+              <w:spacing w:after="40" w:line="270" w:lineRule="auto"/>
+            </w:pPr>
+            <w:r>
+              <w:rPr>
+                <w:rFonts w:cs="맑은 고딕"/>
+                <w:color w:val="000000"/>
+                <w:sz w:val="17"/>
+                <w:szCs w:val="17"/>
+              </w:rPr>
+              <w:t>④ 국가는 … 경비를 예산의 범위에서 출연하거나 보조할 수 있다.</w:t>
+            </w:r>
+          </w:p>
+          <w:p>
+            <w:pPr>
+              <w:spacing w:after="40" w:line="270" w:lineRule="auto"/>
+            </w:pPr>
+            <w:r>
+              <w:rPr>
+                <w:rFonts w:cs="맑은 고딕"/>
+                <w:color w:val="000000"/>
+                <w:sz w:val="17"/>
+                <w:szCs w:val="17"/>
+              </w:rPr>
+              <w:t>⑤ 연구원의 조직과 운영에 필요한 사항은 대통령령으로 정한다.</w:t>
             </w:r>
           </w:p>
         </w:tc>
         <w:tc>
           <w:tcPr>
             <w:tcW w:w="3300" w:type="dxa"/>
-            <w:tcMar>
-              <w:top w:w="60" w:type="dxa"/>
-              <w:left w:w="90" w:type="dxa"/>
-              <w:bottom w:w="60" w:type="dxa"/>
-              <w:right w:w="90" w:type="dxa"/>
-            </w:tcMar>
-          </w:tcPr>
-          <w:p>
-            <w:pPr>
-              <w:spacing w:after="40" w:line="270" w:lineRule="auto"/>
-            </w:pPr>
-            <w:r>
-              <w:rPr>
-                <w:rFonts w:cs="맑은 고딕"/>
-                <w:color w:val="000000"/>
-                <w:sz w:val="17"/>
-                <w:szCs w:val="17"/>
-              </w:rPr>
-              <w:t>제16조 ① (현행 유지)</w:t>
-            </w:r>
-          </w:p>
-          <w:p>
-            <w:pPr>
-              <w:spacing w:after="40" w:line="270" w:lineRule="auto"/>
-            </w:pPr>
-            <w:r>
-              <w:rPr>
-                <w:rFonts w:cs="맑은 고딕"/>
-                <w:color w:val="000000"/>
-                <w:sz w:val="17"/>
-                <w:szCs w:val="17"/>
-              </w:rPr>
-              <w:t>【② 전문인력의 양성과정은 제4조의 원칙에 관한 교육을 필수로 포함하며, 등록된 전문인력이 제4조를 위반한 경우 위원회는 등록을 취소할 수 있다.】</w:t>
+            <w:shd w:val="clear" w:color="auto" w:fill="F7F9FC"/>
+            <w:tcMar>
+              <w:top w:w="60" w:type="dxa"/>
+              <w:left w:w="90" w:type="dxa"/>
+              <w:bottom w:w="60" w:type="dxa"/>
+              <w:right w:w="90" w:type="dxa"/>
+            </w:tcMar>
+          </w:tcPr>
+          <w:p>
+            <w:pPr>
+              <w:spacing w:after="40" w:line="270" w:lineRule="auto"/>
+            </w:pPr>
+            <w:r>
+              <w:rPr>
+                <w:rFonts w:cs="맑은 고딕"/>
+                <w:color w:val="000000"/>
+                <w:sz w:val="17"/>
+                <w:szCs w:val="17"/>
+              </w:rPr>
+              <w:t>제15조 ①~④ (현행 유지)</w:t>
+            </w:r>
+          </w:p>
+          <w:p>
+            <w:pPr>
+              <w:spacing w:after="40" w:line="270" w:lineRule="auto"/>
+            </w:pPr>
+            <w:r>
+              <w:rPr>
+                <w:rFonts w:cs="맑은 고딕"/>
+                <w:color w:val="000000"/>
+                <w:sz w:val="17"/>
+                <w:szCs w:val="17"/>
+              </w:rPr>
+              <w:t>【⑤ 연구원의 원장은 위원회의 제청으로 국무총리가 임명하며, 임기는 4년으로 한다.</w:t>
+            </w:r>
+          </w:p>
+          <w:p>
+            <w:pPr>
+              <w:spacing w:after="40" w:line="270" w:lineRule="auto"/>
+            </w:pPr>
+            <w:r>
+              <w:rPr>
+                <w:rFonts w:cs="맑은 고딕"/>
+                <w:color w:val="000000"/>
+                <w:sz w:val="17"/>
+                <w:szCs w:val="17"/>
+              </w:rPr>
+              <w:t>⑥ 연구원의 이사회는 제8조 제3항 및 제4항의 구성 원칙을 준용하여 구성한다.</w:t>
+            </w:r>
+          </w:p>
+          <w:p>
+            <w:pPr>
+              <w:spacing w:after="40" w:line="270" w:lineRule="auto"/>
+            </w:pPr>
+            <w:r>
+              <w:rPr>
+                <w:rFonts w:cs="맑은 고딕"/>
+                <w:color w:val="000000"/>
+                <w:sz w:val="17"/>
+                <w:szCs w:val="17"/>
+              </w:rPr>
+              <w:t>⑦ 연구원은 다음 각 호의 사업을 수행한다. 1. 기본권교육에 관한 연구·실태조사 2. 교재·프로그램의 개발과 무상 보급 3. 전문인력의 양성·등록 4. 선거 시 정당·후보자의 정책을 비교할 수 있는 정보의 제공 5. 민주주의 박람회 등 시민 참여 행사의 교육 프로그램 운영·지원 6. 지방자치단체·학교·시민사회단체에 대한 지원 7. 그 밖에 위원회가 정하는 사업】</w:t>
+            </w:r>
+          </w:p>
+          <w:p>
+            <w:pPr>
+              <w:spacing w:after="40" w:line="270" w:lineRule="auto"/>
+            </w:pPr>
+            <w:r>
+              <w:rPr>
+                <w:rFonts w:cs="맑은 고딕"/>
+                <w:color w:val="000000"/>
+                <w:sz w:val="17"/>
+                <w:szCs w:val="17"/>
+              </w:rPr>
+              <w:t>⑧ 연구원의 조직과 운영에 필요한 사항은 대통령령으로 정한다.</w:t>
             </w:r>
           </w:p>
         </w:tc>
         <w:tc>
           <w:tcPr>
             <w:tcW w:w="3000" w:type="dxa"/>
-            <w:tcMar>
-              <w:top w:w="60" w:type="dxa"/>
-              <w:left w:w="90" w:type="dxa"/>
-              <w:bottom w:w="60" w:type="dxa"/>
-              <w:right w:w="90" w:type="dxa"/>
-            </w:tcMar>
-          </w:tcPr>
-          <w:p>
-            <w:pPr>
-              <w:spacing w:after="40" w:line="270" w:lineRule="auto"/>
-            </w:pPr>
-            <w:r>
-              <w:rPr>
-                <w:rFonts w:cs="맑은 고딕"/>
-                <w:color w:val="000000"/>
-                <w:sz w:val="17"/>
-                <w:szCs w:val="17"/>
-              </w:rPr>
-              <w:t>"누가 가르치나"라는 중립성 공방의 실무적 답. 강사 등록·취소 권한을 정부가 아닌 위원회에 두어 관제화 논란 회피</w:t>
+            <w:shd w:val="clear" w:color="auto" w:fill="F7F9FC"/>
+            <w:tcMar>
+              <w:top w:w="60" w:type="dxa"/>
+              <w:left w:w="90" w:type="dxa"/>
+              <w:bottom w:w="60" w:type="dxa"/>
+              <w:right w:w="90" w:type="dxa"/>
+            </w:tcMar>
+          </w:tcPr>
+          <w:p>
+            <w:pPr>
+              <w:spacing w:after="40" w:line="270" w:lineRule="auto"/>
+            </w:pPr>
+            <w:r>
+              <w:rPr>
+                <w:rFonts w:cs="맑은 고딕"/>
+                <w:color w:val="000000"/>
+                <w:sz w:val="17"/>
+                <w:szCs w:val="17"/>
+              </w:rPr>
+              <w:t>연구원이 곧 "한국형 bpb"의 법적 그릇. 초안은 중립성을 선언만 했으므로 원장 임명·이사회 구성을 위원회와 동일한 균형 요건에 묶음. 사업 목록의 제4호(정당 정책 비교 = Wahl-O-Mat)와 제5호(박람회)가 조직위 교육 기능과 직접 연결됨.</w:t>
+            </w:r>
+          </w:p>
+          <w:p>
+            <w:pPr>
+              <w:spacing w:after="40" w:line="270" w:lineRule="auto"/>
+            </w:pPr>
+            <w:r>
+              <w:rPr>
+                <w:rFonts w:cs="맑은 고딕"/>
+                <w:color w:val="000000"/>
+                <w:sz w:val="17"/>
+                <w:szCs w:val="17"/>
+              </w:rPr>
+              <w:t>주의: 제4호는 선관위 소관과 겹칠 수 있으므로 "선거관리위원회와 협의하여"를 시행령에서 규정</w:t>
             </w:r>
           </w:p>
         </w:tc>
@@ -3244,132 +3317,89 @@
         <w:tc>
           <w:tcPr>
             <w:tcW w:w="3000" w:type="dxa"/>
-            <w:shd w:val="clear" w:color="auto" w:fill="F7F9FC"/>
-            <w:tcMar>
-              <w:top w:w="60" w:type="dxa"/>
-              <w:left w:w="90" w:type="dxa"/>
-              <w:bottom w:w="60" w:type="dxa"/>
-              <w:right w:w="90" w:type="dxa"/>
-            </w:tcMar>
-          </w:tcPr>
-          <w:p>
-            <w:pPr>
-              <w:spacing w:after="40" w:line="270" w:lineRule="auto"/>
-            </w:pPr>
-            <w:r>
-              <w:rPr>
-                <w:rFonts w:cs="맑은 고딕"/>
-                <w:color w:val="000000"/>
-                <w:sz w:val="17"/>
-                <w:szCs w:val="17"/>
-              </w:rPr>
-              <w:lastRenderedPageBreak/>
-              <w:t>제17조(프로그램의 개발과 인증) ① 교육부장관은 제4조의 원칙에 부합하는 기본권교육 프로그램과 교재의 개발·보급을 지원하고, 우수 프로그램을 인증할 수 있다.</w:t>
-            </w:r>
-          </w:p>
-          <w:p>
-            <w:pPr>
-              <w:spacing w:after="40" w:line="270" w:lineRule="auto"/>
-            </w:pPr>
-            <w:r>
-              <w:rPr>
-                <w:rFonts w:cs="맑은 고딕"/>
-                <w:color w:val="000000"/>
-                <w:sz w:val="17"/>
-                <w:szCs w:val="17"/>
-              </w:rPr>
-              <w:t>② … 시청·이수 확인만으로 완료되는 형식적 운영이 되지 아니하도록 하여야 한다.</w:t>
+            <w:tcMar>
+              <w:top w:w="60" w:type="dxa"/>
+              <w:left w:w="90" w:type="dxa"/>
+              <w:bottom w:w="60" w:type="dxa"/>
+              <w:right w:w="90" w:type="dxa"/>
+            </w:tcMar>
+          </w:tcPr>
+          <w:p>
+            <w:pPr>
+              <w:spacing w:after="40" w:line="270" w:lineRule="auto"/>
+            </w:pPr>
+            <w:r>
+              <w:rPr>
+                <w:rFonts w:cs="맑은 고딕"/>
+                <w:color w:val="000000"/>
+                <w:sz w:val="17"/>
+                <w:szCs w:val="17"/>
+              </w:rPr>
+              <w:t>제16조(전문인력의 양성) 국가는 연구원 등을 통하여 기본권교육을 담당할 전문인력의 양성과 지원에 필요한 시책을 마련하여야 한다.</w:t>
             </w:r>
           </w:p>
         </w:tc>
         <w:tc>
           <w:tcPr>
             <w:tcW w:w="3300" w:type="dxa"/>
-            <w:shd w:val="clear" w:color="auto" w:fill="F7F9FC"/>
-            <w:tcMar>
-              <w:top w:w="60" w:type="dxa"/>
-              <w:left w:w="90" w:type="dxa"/>
-              <w:bottom w:w="60" w:type="dxa"/>
-              <w:right w:w="90" w:type="dxa"/>
-            </w:tcMar>
-          </w:tcPr>
-          <w:p>
-            <w:pPr>
-              <w:spacing w:after="40" w:line="270" w:lineRule="auto"/>
-            </w:pPr>
-            <w:r>
-              <w:rPr>
-                <w:rFonts w:cs="맑은 고딕"/>
-                <w:color w:val="000000"/>
-                <w:sz w:val="17"/>
-                <w:szCs w:val="17"/>
-              </w:rPr>
-              <w:t xml:space="preserve">제17조 ① 【위원회는】 제4조의 원칙에 부합하는 기본권교육 프로그램과 교재를 인증할 수 있으며, 【국가와 지방자치단체가 지원하는 기본권교육은 인증받은 프로그램·교재를 사용하는 것을 원칙으로 </w:t>
-            </w:r>
-            <w:proofErr w:type="gramStart"/>
-            <w:r>
-              <w:rPr>
-                <w:rFonts w:cs="맑은 고딕"/>
-                <w:color w:val="000000"/>
-                <w:sz w:val="17"/>
-                <w:szCs w:val="17"/>
-              </w:rPr>
-              <w:t>한다.】</w:t>
-            </w:r>
-            <w:proofErr w:type="gramEnd"/>
-          </w:p>
-          <w:p>
-            <w:pPr>
-              <w:spacing w:after="40" w:line="270" w:lineRule="auto"/>
-            </w:pPr>
-            <w:r>
-              <w:rPr>
-                <w:rFonts w:cs="맑은 고딕"/>
-                <w:color w:val="000000"/>
-                <w:sz w:val="17"/>
-                <w:szCs w:val="17"/>
-              </w:rPr>
-              <w:t>② (현행 유지)</w:t>
-            </w:r>
-          </w:p>
-          <w:p>
-            <w:pPr>
-              <w:spacing w:after="40" w:line="270" w:lineRule="auto"/>
-            </w:pPr>
-            <w:r>
-              <w:rPr>
-                <w:rFonts w:cs="맑은 고딕"/>
-                <w:color w:val="000000"/>
-                <w:sz w:val="17"/>
-                <w:szCs w:val="17"/>
-              </w:rPr>
-              <w:t>【③ 인증받은 교재와 프로그램은 누구나 무상으로 이용할 수 있도록 공개하여야 한다.】</w:t>
+            <w:tcMar>
+              <w:top w:w="60" w:type="dxa"/>
+              <w:left w:w="90" w:type="dxa"/>
+              <w:bottom w:w="60" w:type="dxa"/>
+              <w:right w:w="90" w:type="dxa"/>
+            </w:tcMar>
+          </w:tcPr>
+          <w:p>
+            <w:pPr>
+              <w:spacing w:after="40" w:line="270" w:lineRule="auto"/>
+            </w:pPr>
+            <w:r>
+              <w:rPr>
+                <w:rFonts w:cs="맑은 고딕"/>
+                <w:color w:val="000000"/>
+                <w:sz w:val="17"/>
+                <w:szCs w:val="17"/>
+              </w:rPr>
+              <w:t>제16조 ① (현행 유지)</w:t>
+            </w:r>
+          </w:p>
+          <w:p>
+            <w:pPr>
+              <w:spacing w:after="40" w:line="270" w:lineRule="auto"/>
+            </w:pPr>
+            <w:r>
+              <w:rPr>
+                <w:rFonts w:cs="맑은 고딕"/>
+                <w:color w:val="000000"/>
+                <w:sz w:val="17"/>
+                <w:szCs w:val="17"/>
+              </w:rPr>
+              <w:t>【② 전문인력의 양성과정은 제4조의 원칙에 관한 교육을 필수로 포함하며, 등록된 전문인력이 제4조를 위반한 경우 위원회는 등록을 취소할 수 있다.】</w:t>
             </w:r>
           </w:p>
         </w:tc>
         <w:tc>
           <w:tcPr>
             <w:tcW w:w="3000" w:type="dxa"/>
-            <w:shd w:val="clear" w:color="auto" w:fill="F7F9FC"/>
-            <w:tcMar>
-              <w:top w:w="60" w:type="dxa"/>
-              <w:left w:w="90" w:type="dxa"/>
-              <w:bottom w:w="60" w:type="dxa"/>
-              <w:right w:w="90" w:type="dxa"/>
-            </w:tcMar>
-          </w:tcPr>
-          <w:p>
-            <w:pPr>
-              <w:spacing w:after="40" w:line="270" w:lineRule="auto"/>
-            </w:pPr>
-            <w:r>
-              <w:rPr>
-                <w:rFonts w:cs="맑은 고딕"/>
-                <w:color w:val="000000"/>
-                <w:sz w:val="17"/>
-                <w:szCs w:val="17"/>
-              </w:rPr>
-              <w:t>인증 주체를 장관에서 위원회로 옮겨 정권별 관제화 논란 차단. 무상 공개는 bpb의 무료 교재 원칙이자 사이트의 CC 라이선스 원칙과 일치</w:t>
+            <w:tcMar>
+              <w:top w:w="60" w:type="dxa"/>
+              <w:left w:w="90" w:type="dxa"/>
+              <w:bottom w:w="60" w:type="dxa"/>
+              <w:right w:w="90" w:type="dxa"/>
+            </w:tcMar>
+          </w:tcPr>
+          <w:p>
+            <w:pPr>
+              <w:spacing w:after="40" w:line="270" w:lineRule="auto"/>
+            </w:pPr>
+            <w:r>
+              <w:rPr>
+                <w:rFonts w:cs="맑은 고딕"/>
+                <w:color w:val="000000"/>
+                <w:sz w:val="17"/>
+                <w:szCs w:val="17"/>
+              </w:rPr>
+              <w:t>"누가 가르치나"라는 중립성 공방의 실무적 답. 강사 등록·취소 권한을 정부가 아닌 위원회에 두어 관제화 논란 회피</w:t>
             </w:r>
           </w:p>
         </w:tc>
@@ -3384,75 +3414,132 @@
         <w:tc>
           <w:tcPr>
             <w:tcW w:w="3000" w:type="dxa"/>
-            <w:tcMar>
-              <w:top w:w="60" w:type="dxa"/>
-              <w:left w:w="90" w:type="dxa"/>
-              <w:bottom w:w="60" w:type="dxa"/>
-              <w:right w:w="90" w:type="dxa"/>
-            </w:tcMar>
-          </w:tcPr>
-          <w:p>
-            <w:pPr>
-              <w:spacing w:after="40" w:line="270" w:lineRule="auto"/>
-            </w:pPr>
-            <w:r>
-              <w:rPr>
-                <w:rFonts w:cs="맑은 고딕"/>
-                <w:color w:val="000000"/>
-                <w:sz w:val="17"/>
-                <w:szCs w:val="17"/>
-              </w:rPr>
-              <w:t>제18조(실태조사) 교육부장관은 기본권교육의 실시 현황과 효과에 관한 실태조사를 정기적으로 실시하고 그 결과를 공표하여야 한다.</w:t>
+            <w:shd w:val="clear" w:color="auto" w:fill="F7F9FC"/>
+            <w:tcMar>
+              <w:top w:w="60" w:type="dxa"/>
+              <w:left w:w="90" w:type="dxa"/>
+              <w:bottom w:w="60" w:type="dxa"/>
+              <w:right w:w="90" w:type="dxa"/>
+            </w:tcMar>
+          </w:tcPr>
+          <w:p>
+            <w:pPr>
+              <w:spacing w:after="40" w:line="270" w:lineRule="auto"/>
+            </w:pPr>
+            <w:r>
+              <w:rPr>
+                <w:rFonts w:cs="맑은 고딕"/>
+                <w:color w:val="000000"/>
+                <w:sz w:val="17"/>
+                <w:szCs w:val="17"/>
+              </w:rPr>
+              <w:lastRenderedPageBreak/>
+              <w:t>제17조(프로그램의 개발과 인증) ① 교육부장관은 제4조의 원칙에 부합하는 기본권교육 프로그램과 교재의 개발·보급을 지원하고, 우수 프로그램을 인증할 수 있다.</w:t>
+            </w:r>
+          </w:p>
+          <w:p>
+            <w:pPr>
+              <w:spacing w:after="40" w:line="270" w:lineRule="auto"/>
+            </w:pPr>
+            <w:r>
+              <w:rPr>
+                <w:rFonts w:cs="맑은 고딕"/>
+                <w:color w:val="000000"/>
+                <w:sz w:val="17"/>
+                <w:szCs w:val="17"/>
+              </w:rPr>
+              <w:t>② … 시청·이수 확인만으로 완료되는 형식적 운영이 되지 아니하도록 하여야 한다.</w:t>
             </w:r>
           </w:p>
         </w:tc>
         <w:tc>
           <w:tcPr>
             <w:tcW w:w="3300" w:type="dxa"/>
-            <w:tcMar>
-              <w:top w:w="60" w:type="dxa"/>
-              <w:left w:w="90" w:type="dxa"/>
-              <w:bottom w:w="60" w:type="dxa"/>
-              <w:right w:w="90" w:type="dxa"/>
-            </w:tcMar>
-          </w:tcPr>
-          <w:p>
-            <w:pPr>
-              <w:spacing w:after="40" w:line="270" w:lineRule="auto"/>
-            </w:pPr>
-            <w:r>
-              <w:rPr>
-                <w:rFonts w:cs="맑은 고딕"/>
-                <w:color w:val="000000"/>
-                <w:sz w:val="17"/>
-                <w:szCs w:val="17"/>
-              </w:rPr>
-              <w:t>제18조 【연구원은】 기본권교육의 실시 현황과 효과에 관한 실태조사를 【2년마다】 실시하고, 그 결과를 【위원회의 심의를 거쳐 공표하며 국회에 보고하여야 한다.】</w:t>
+            <w:shd w:val="clear" w:color="auto" w:fill="F7F9FC"/>
+            <w:tcMar>
+              <w:top w:w="60" w:type="dxa"/>
+              <w:left w:w="90" w:type="dxa"/>
+              <w:bottom w:w="60" w:type="dxa"/>
+              <w:right w:w="90" w:type="dxa"/>
+            </w:tcMar>
+          </w:tcPr>
+          <w:p>
+            <w:pPr>
+              <w:spacing w:after="40" w:line="270" w:lineRule="auto"/>
+            </w:pPr>
+            <w:r>
+              <w:rPr>
+                <w:rFonts w:cs="맑은 고딕"/>
+                <w:color w:val="000000"/>
+                <w:sz w:val="17"/>
+                <w:szCs w:val="17"/>
+              </w:rPr>
+              <w:t xml:space="preserve">제17조 ① 【위원회는】 제4조의 원칙에 부합하는 기본권교육 프로그램과 교재를 인증할 수 있으며, 【국가와 지방자치단체가 지원하는 기본권교육은 인증받은 프로그램·교재를 사용하는 것을 원칙으로 </w:t>
+            </w:r>
+            <w:proofErr w:type="gramStart"/>
+            <w:r>
+              <w:rPr>
+                <w:rFonts w:cs="맑은 고딕"/>
+                <w:color w:val="000000"/>
+                <w:sz w:val="17"/>
+                <w:szCs w:val="17"/>
+              </w:rPr>
+              <w:t>한다.】</w:t>
+            </w:r>
+            <w:proofErr w:type="gramEnd"/>
+          </w:p>
+          <w:p>
+            <w:pPr>
+              <w:spacing w:after="40" w:line="270" w:lineRule="auto"/>
+            </w:pPr>
+            <w:r>
+              <w:rPr>
+                <w:rFonts w:cs="맑은 고딕"/>
+                <w:color w:val="000000"/>
+                <w:sz w:val="17"/>
+                <w:szCs w:val="17"/>
+              </w:rPr>
+              <w:t>② (현행 유지)</w:t>
+            </w:r>
+          </w:p>
+          <w:p>
+            <w:pPr>
+              <w:spacing w:after="40" w:line="270" w:lineRule="auto"/>
+            </w:pPr>
+            <w:r>
+              <w:rPr>
+                <w:rFonts w:cs="맑은 고딕"/>
+                <w:color w:val="000000"/>
+                <w:sz w:val="17"/>
+                <w:szCs w:val="17"/>
+              </w:rPr>
+              <w:t>【③ 인증받은 교재와 프로그램은 누구나 무상으로 이용할 수 있도록 공개하여야 한다.】</w:t>
             </w:r>
           </w:p>
         </w:tc>
         <w:tc>
           <w:tcPr>
             <w:tcW w:w="3000" w:type="dxa"/>
-            <w:tcMar>
-              <w:top w:w="60" w:type="dxa"/>
-              <w:left w:w="90" w:type="dxa"/>
-              <w:bottom w:w="60" w:type="dxa"/>
-              <w:right w:w="90" w:type="dxa"/>
-            </w:tcMar>
-          </w:tcPr>
-          <w:p>
-            <w:pPr>
-              <w:spacing w:after="40" w:line="270" w:lineRule="auto"/>
-            </w:pPr>
-            <w:r>
-              <w:rPr>
-                <w:rFonts w:cs="맑은 고딕"/>
-                <w:color w:val="000000"/>
-                <w:sz w:val="17"/>
-                <w:szCs w:val="17"/>
-              </w:rPr>
-              <w:t>주기 명시와 국회 보고로 실효성 확보. 실태조사 결과가 박람회 이행 보고 세션의 자료가 됨</w:t>
+            <w:shd w:val="clear" w:color="auto" w:fill="F7F9FC"/>
+            <w:tcMar>
+              <w:top w:w="60" w:type="dxa"/>
+              <w:left w:w="90" w:type="dxa"/>
+              <w:bottom w:w="60" w:type="dxa"/>
+              <w:right w:w="90" w:type="dxa"/>
+            </w:tcMar>
+          </w:tcPr>
+          <w:p>
+            <w:pPr>
+              <w:spacing w:after="40" w:line="270" w:lineRule="auto"/>
+            </w:pPr>
+            <w:r>
+              <w:rPr>
+                <w:rFonts w:cs="맑은 고딕"/>
+                <w:color w:val="000000"/>
+                <w:sz w:val="17"/>
+                <w:szCs w:val="17"/>
+              </w:rPr>
+              <w:t>인증 주체를 장관에서 위원회로 옮겨 정권별 관제화 논란 차단. 무상 공개는 bpb의 무료 교재 원칙이자 사이트의 CC 라이선스 원칙과 일치</w:t>
             </w:r>
           </w:p>
         </w:tc>
@@ -3467,106 +3554,75 @@
         <w:tc>
           <w:tcPr>
             <w:tcW w:w="3000" w:type="dxa"/>
-            <w:shd w:val="clear" w:color="auto" w:fill="F7F9FC"/>
-            <w:tcMar>
-              <w:top w:w="60" w:type="dxa"/>
-              <w:left w:w="90" w:type="dxa"/>
-              <w:bottom w:w="60" w:type="dxa"/>
-              <w:right w:w="90" w:type="dxa"/>
-            </w:tcMar>
-          </w:tcPr>
-          <w:p>
-            <w:pPr>
-              <w:spacing w:after="40" w:line="270" w:lineRule="auto"/>
-            </w:pPr>
-            <w:r>
-              <w:rPr>
-                <w:rFonts w:cs="맑은 고딕"/>
-                <w:color w:val="000000"/>
-                <w:sz w:val="17"/>
-                <w:szCs w:val="17"/>
-              </w:rPr>
-              <w:t>제19조(재정지원) 국가와 지방자치단체는 기본권교육의 진흥에 필요한 경비를 예산의 범위에서 지원할 수 있다.</w:t>
+            <w:tcMar>
+              <w:top w:w="60" w:type="dxa"/>
+              <w:left w:w="90" w:type="dxa"/>
+              <w:bottom w:w="60" w:type="dxa"/>
+              <w:right w:w="90" w:type="dxa"/>
+            </w:tcMar>
+          </w:tcPr>
+          <w:p>
+            <w:pPr>
+              <w:spacing w:after="40" w:line="270" w:lineRule="auto"/>
+            </w:pPr>
+            <w:r>
+              <w:rPr>
+                <w:rFonts w:cs="맑은 고딕"/>
+                <w:color w:val="000000"/>
+                <w:sz w:val="17"/>
+                <w:szCs w:val="17"/>
+              </w:rPr>
+              <w:t>제18조(실태조사) 교육부장관은 기본권교육의 실시 현황과 효과에 관한 실태조사를 정기적으로 실시하고 그 결과를 공표하여야 한다.</w:t>
             </w:r>
           </w:p>
         </w:tc>
         <w:tc>
           <w:tcPr>
             <w:tcW w:w="3300" w:type="dxa"/>
-            <w:shd w:val="clear" w:color="auto" w:fill="F7F9FC"/>
-            <w:tcMar>
-              <w:top w:w="60" w:type="dxa"/>
-              <w:left w:w="90" w:type="dxa"/>
-              <w:bottom w:w="60" w:type="dxa"/>
-              <w:right w:w="90" w:type="dxa"/>
-            </w:tcMar>
-          </w:tcPr>
-          <w:p>
-            <w:pPr>
-              <w:spacing w:after="40" w:line="270" w:lineRule="auto"/>
-            </w:pPr>
-            <w:r>
-              <w:rPr>
-                <w:rFonts w:cs="맑은 고딕"/>
-                <w:color w:val="000000"/>
-                <w:sz w:val="17"/>
-                <w:szCs w:val="17"/>
-              </w:rPr>
-              <w:t>제19조 ① (현행 유지)</w:t>
-            </w:r>
-          </w:p>
-          <w:p>
-            <w:pPr>
-              <w:spacing w:after="40" w:line="270" w:lineRule="auto"/>
-            </w:pPr>
-            <w:r>
-              <w:rPr>
-                <w:rFonts w:cs="맑은 고딕"/>
-                <w:color w:val="000000"/>
-                <w:sz w:val="17"/>
-                <w:szCs w:val="17"/>
-              </w:rPr>
-              <w:t>【② 국가는 제4조의 원칙에 따라 기본권교육을 수행하는 시민사회단체를 지원할 수 있으며, 지원 대상의 선정은 위원회의 심의를 거친다.</w:t>
-            </w:r>
-          </w:p>
-          <w:p>
-            <w:pPr>
-              <w:spacing w:after="40" w:line="270" w:lineRule="auto"/>
-            </w:pPr>
-            <w:r>
-              <w:rPr>
-                <w:rFonts w:cs="맑은 고딕"/>
-                <w:color w:val="000000"/>
-                <w:sz w:val="17"/>
-                <w:szCs w:val="17"/>
-              </w:rPr>
-              <w:t>③ 제2항의 지원을 특정 정당 또는 정치적 목적의 활동에 사용하여서는 아니 된다.】</w:t>
+            <w:tcMar>
+              <w:top w:w="60" w:type="dxa"/>
+              <w:left w:w="90" w:type="dxa"/>
+              <w:bottom w:w="60" w:type="dxa"/>
+              <w:right w:w="90" w:type="dxa"/>
+            </w:tcMar>
+          </w:tcPr>
+          <w:p>
+            <w:pPr>
+              <w:spacing w:after="40" w:line="270" w:lineRule="auto"/>
+            </w:pPr>
+            <w:r>
+              <w:rPr>
+                <w:rFonts w:cs="맑은 고딕"/>
+                <w:color w:val="000000"/>
+                <w:sz w:val="17"/>
+                <w:szCs w:val="17"/>
+              </w:rPr>
+              <w:t>제18조 【연구원은】 기본권교육의 실시 현황과 효과에 관한 실태조사를 【2년마다】 실시하고, 그 결과를 【위원회의 심의를 거쳐 공표하며 국회에 보고하여야 한다.】</w:t>
             </w:r>
           </w:p>
         </w:tc>
         <w:tc>
           <w:tcPr>
             <w:tcW w:w="3000" w:type="dxa"/>
-            <w:shd w:val="clear" w:color="auto" w:fill="F7F9FC"/>
-            <w:tcMar>
-              <w:top w:w="60" w:type="dxa"/>
-              <w:left w:w="90" w:type="dxa"/>
-              <w:bottom w:w="60" w:type="dxa"/>
-              <w:right w:w="90" w:type="dxa"/>
-            </w:tcMar>
-          </w:tcPr>
-          <w:p>
-            <w:pPr>
-              <w:spacing w:after="40" w:line="270" w:lineRule="auto"/>
-            </w:pPr>
-            <w:r>
-              <w:rPr>
-                <w:rFonts w:cs="맑은 고딕"/>
-                <w:color w:val="000000"/>
-                <w:sz w:val="17"/>
-                <w:szCs w:val="17"/>
-              </w:rPr>
-              <w:t>독일 정치교육의 강점은 국가가 시민사회의 교육을 지원하되 정당 활동과는 분리한다는 점. 단체 지원의 근거와 한계를 동시에 규정</w:t>
+            <w:tcMar>
+              <w:top w:w="60" w:type="dxa"/>
+              <w:left w:w="90" w:type="dxa"/>
+              <w:bottom w:w="60" w:type="dxa"/>
+              <w:right w:w="90" w:type="dxa"/>
+            </w:tcMar>
+          </w:tcPr>
+          <w:p>
+            <w:pPr>
+              <w:spacing w:after="40" w:line="270" w:lineRule="auto"/>
+            </w:pPr>
+            <w:r>
+              <w:rPr>
+                <w:rFonts w:cs="맑은 고딕"/>
+                <w:color w:val="000000"/>
+                <w:sz w:val="17"/>
+                <w:szCs w:val="17"/>
+              </w:rPr>
+              <w:t>주기 명시와 국회 보고로 실효성 확보. 실태조사 결과가 박람회 이행 보고 세션의 자료가 됨</w:t>
             </w:r>
           </w:p>
         </w:tc>
@@ -3581,6 +3637,120 @@
         <w:tc>
           <w:tcPr>
             <w:tcW w:w="3000" w:type="dxa"/>
+            <w:shd w:val="clear" w:color="auto" w:fill="F7F9FC"/>
+            <w:tcMar>
+              <w:top w:w="60" w:type="dxa"/>
+              <w:left w:w="90" w:type="dxa"/>
+              <w:bottom w:w="60" w:type="dxa"/>
+              <w:right w:w="90" w:type="dxa"/>
+            </w:tcMar>
+          </w:tcPr>
+          <w:p>
+            <w:pPr>
+              <w:spacing w:after="40" w:line="270" w:lineRule="auto"/>
+            </w:pPr>
+            <w:r>
+              <w:rPr>
+                <w:rFonts w:cs="맑은 고딕"/>
+                <w:color w:val="000000"/>
+                <w:sz w:val="17"/>
+                <w:szCs w:val="17"/>
+              </w:rPr>
+              <w:t>제19조(재정지원) 국가와 지방자치단체는 기본권교육의 진흥에 필요한 경비를 예산의 범위에서 지원할 수 있다.</w:t>
+            </w:r>
+          </w:p>
+        </w:tc>
+        <w:tc>
+          <w:tcPr>
+            <w:tcW w:w="3300" w:type="dxa"/>
+            <w:shd w:val="clear" w:color="auto" w:fill="F7F9FC"/>
+            <w:tcMar>
+              <w:top w:w="60" w:type="dxa"/>
+              <w:left w:w="90" w:type="dxa"/>
+              <w:bottom w:w="60" w:type="dxa"/>
+              <w:right w:w="90" w:type="dxa"/>
+            </w:tcMar>
+          </w:tcPr>
+          <w:p>
+            <w:pPr>
+              <w:spacing w:after="40" w:line="270" w:lineRule="auto"/>
+            </w:pPr>
+            <w:r>
+              <w:rPr>
+                <w:rFonts w:cs="맑은 고딕"/>
+                <w:color w:val="000000"/>
+                <w:sz w:val="17"/>
+                <w:szCs w:val="17"/>
+              </w:rPr>
+              <w:t>제19조 ① (현행 유지)</w:t>
+            </w:r>
+          </w:p>
+          <w:p>
+            <w:pPr>
+              <w:spacing w:after="40" w:line="270" w:lineRule="auto"/>
+            </w:pPr>
+            <w:r>
+              <w:rPr>
+                <w:rFonts w:cs="맑은 고딕"/>
+                <w:color w:val="000000"/>
+                <w:sz w:val="17"/>
+                <w:szCs w:val="17"/>
+              </w:rPr>
+              <w:t>【② 국가는 제4조의 원칙에 따라 기본권교육을 수행하는 시민사회단체를 지원할 수 있으며, 지원 대상의 선정은 위원회의 심의를 거친다.</w:t>
+            </w:r>
+          </w:p>
+          <w:p>
+            <w:pPr>
+              <w:spacing w:after="40" w:line="270" w:lineRule="auto"/>
+            </w:pPr>
+            <w:r>
+              <w:rPr>
+                <w:rFonts w:cs="맑은 고딕"/>
+                <w:color w:val="000000"/>
+                <w:sz w:val="17"/>
+                <w:szCs w:val="17"/>
+              </w:rPr>
+              <w:t>③ 제2항의 지원을 특정 정당 또는 정치적 목적의 활동에 사용하여서는 아니 된다.】</w:t>
+            </w:r>
+          </w:p>
+        </w:tc>
+        <w:tc>
+          <w:tcPr>
+            <w:tcW w:w="3000" w:type="dxa"/>
+            <w:shd w:val="clear" w:color="auto" w:fill="F7F9FC"/>
+            <w:tcMar>
+              <w:top w:w="60" w:type="dxa"/>
+              <w:left w:w="90" w:type="dxa"/>
+              <w:bottom w:w="60" w:type="dxa"/>
+              <w:right w:w="90" w:type="dxa"/>
+            </w:tcMar>
+          </w:tcPr>
+          <w:p>
+            <w:pPr>
+              <w:spacing w:after="40" w:line="270" w:lineRule="auto"/>
+            </w:pPr>
+            <w:r>
+              <w:rPr>
+                <w:rFonts w:cs="맑은 고딕"/>
+                <w:color w:val="000000"/>
+                <w:sz w:val="17"/>
+                <w:szCs w:val="17"/>
+              </w:rPr>
+              <w:t>독일 정치교육의 강점은 국가가 시민사회의 교육을 지원하되 정당 활동과는 분리한다는 점. 단체 지원의 근거와 한계를 동시에 규정</w:t>
+            </w:r>
+          </w:p>
+        </w:tc>
+      </w:tr>
+      <w:tr>
+        <w:tblPrEx>
+          <w:tblCellMar>
+            <w:top w:w="0" w:type="dxa"/>
+            <w:bottom w:w="0" w:type="dxa"/>
+          </w:tblCellMar>
+        </w:tblPrEx>
+        <w:tc>
+          <w:tcPr>
+            <w:tcW w:w="3000" w:type="dxa"/>
             <w:tcMar>
               <w:top w:w="60" w:type="dxa"/>
               <w:left w:w="90" w:type="dxa"/>
@@ -3663,7 +3833,7 @@
                 <w:sz w:val="17"/>
                 <w:szCs w:val="17"/>
               </w:rPr>
-              <w:t>제2조 (현행 유지)</w:t>
+              <w:t>제2조 (현행 유지) 【다만, 제13조의2는 시행일부터 적용한다.】</w:t>
             </w:r>
           </w:p>
           <w:p>
@@ -3716,7 +3886,7 @@
                 <w:sz w:val="17"/>
                 <w:szCs w:val="17"/>
               </w:rPr>
-              <w:t>위원회를 먼저 출범시켜 기본계획·인증 기준을 준비할 시간 확보. 승진 명부 제한은 유예기간을 두어 반발 완화</w:t>
+              <w:t>위원회를 먼저 출범시켜 기본계획·인증 기준을 준비할 시간 확보. 승진 명부 제한은 유예기간을 두어 반발 완화. 제13조의2는 기존 보수교육에 얹는 방식이라 단계 시행이 불필요하므로 즉시 적용</w:t>
             </w:r>
           </w:p>
         </w:tc>
@@ -4700,6 +4870,22 @@
           <w:rFonts w:cs="맑은 고딕"/>
         </w:rPr>
         <w:t>제13조 예시 직역 목록의 최종 확정 — 해당 직능단체 사전 의견 수렴</w:t>
+      </w:r>
+    </w:p>
+    <w:p>
+      <w:pPr>
+        <w:pStyle w:val="a4"/>
+        <w:numPr>
+          <w:ilvl w:val="0"/>
+          <w:numId w:val="3"/>
+        </w:numPr>
+        <w:spacing w:after="60" w:line="300" w:lineRule="auto"/>
+      </w:pPr>
+      <w:r>
+        <w:rPr>
+          <w:rFonts w:cs="맑은 고딕"/>
+        </w:rPr>
+        <w:t>제13조의2(사회복지사 보수교육 내 기본권교육)와 사회복지사업법 시행규칙 제5조의 교과 편성, 아동·노인·장애인복지법상 인권교육과의 통합 운영 방안 — 보건복지부·한국사회복지사협회 의견 수렴</w:t>
       </w:r>
     </w:p>
     <w:sectPr>
